--- a/DAY-11/Lab Exercise - Create an Azure Functions App Using Azure Cloud Shell.docx
+++ b/DAY-11/Lab Exercise - Create an Azure Functions App Using Azure Cloud Shell.docx
@@ -202,7 +202,7 @@
           <w:color w:val="000000" w:themeColor="text1"/>
         </w:rPr>
         <w:pict w14:anchorId="660D6973">
-          <v:rect id="_x0000_i1172" style="width:0;height:1.5pt" o:hralign="center" o:hrstd="t" o:hr="t" fillcolor="#a0a0a0" stroked="f"/>
+          <v:rect id="_x0000_i1026" style="width:0;height:1.5pt" o:hralign="center" o:hrstd="t" o:hr="t" fillcolor="#a0a0a0" stroked="f"/>
         </w:pict>
       </w:r>
     </w:p>
@@ -382,7 +382,7 @@
           <w:color w:val="000000" w:themeColor="text1"/>
         </w:rPr>
         <w:pict w14:anchorId="2B93525F">
-          <v:rect id="_x0000_i1173" style="width:0;height:1.5pt" o:hralign="center" o:hrstd="t" o:hr="t" fillcolor="#a0a0a0" stroked="f"/>
+          <v:rect id="_x0000_i1027" style="width:0;height:1.5pt" o:hralign="center" o:hrstd="t" o:hr="t" fillcolor="#a0a0a0" stroked="f"/>
         </w:pict>
       </w:r>
     </w:p>
@@ -626,7 +626,7 @@
           <w:color w:val="000000" w:themeColor="text1"/>
         </w:rPr>
         <w:pict w14:anchorId="1DC75845">
-          <v:rect id="_x0000_i1175" style="width:0;height:1.5pt" o:hralign="center" o:hrstd="t" o:hr="t" fillcolor="#a0a0a0" stroked="f"/>
+          <v:rect id="_x0000_i1028" style="width:0;height:1.5pt" o:hralign="center" o:hrstd="t" o:hr="t" fillcolor="#a0a0a0" stroked="f"/>
         </w:pict>
       </w:r>
     </w:p>
@@ -771,7 +771,7 @@
           <w:color w:val="000000" w:themeColor="text1"/>
         </w:rPr>
         <w:pict w14:anchorId="039220F8">
-          <v:rect id="_x0000_i1176" style="width:0;height:1.5pt" o:hralign="center" o:hrstd="t" o:hr="t" fillcolor="#a0a0a0" stroked="f"/>
+          <v:rect id="_x0000_i1029" style="width:0;height:1.5pt" o:hralign="center" o:hrstd="t" o:hr="t" fillcolor="#a0a0a0" stroked="f"/>
         </w:pict>
       </w:r>
     </w:p>
@@ -914,7 +914,7 @@
           <w:color w:val="000000" w:themeColor="text1"/>
         </w:rPr>
         <w:pict w14:anchorId="18076BAA">
-          <v:rect id="_x0000_i1177" style="width:0;height:1.5pt" o:hralign="center" o:hrstd="t" o:hr="t" fillcolor="#a0a0a0" stroked="f"/>
+          <v:rect id="_x0000_i1030" style="width:0;height:1.5pt" o:hralign="center" o:hrstd="t" o:hr="t" fillcolor="#a0a0a0" stroked="f"/>
         </w:pict>
       </w:r>
     </w:p>
@@ -1318,7 +1318,7 @@
           <w:color w:val="000000" w:themeColor="text1"/>
         </w:rPr>
         <w:pict w14:anchorId="519C12A3">
-          <v:rect id="_x0000_i1179" style="width:0;height:1.5pt" o:hralign="center" o:hrstd="t" o:hr="t" fillcolor="#a0a0a0" stroked="f"/>
+          <v:rect id="_x0000_i1031" style="width:0;height:1.5pt" o:hralign="center" o:hrstd="t" o:hr="t" fillcolor="#a0a0a0" stroked="f"/>
         </w:pict>
       </w:r>
     </w:p>
@@ -1516,7 +1516,7 @@
           <w:color w:val="000000" w:themeColor="text1"/>
         </w:rPr>
         <w:pict w14:anchorId="6B83DF23">
-          <v:rect id="_x0000_i1180" style="width:0;height:1.5pt" o:hralign="center" o:hrstd="t" o:hr="t" fillcolor="#a0a0a0" stroked="f"/>
+          <v:rect id="_x0000_i1032" style="width:0;height:1.5pt" o:hralign="center" o:hrstd="t" o:hr="t" fillcolor="#a0a0a0" stroked="f"/>
         </w:pict>
       </w:r>
     </w:p>
@@ -1665,7 +1665,7 @@
           <w:color w:val="000000" w:themeColor="text1"/>
         </w:rPr>
         <w:pict w14:anchorId="3D143F72">
-          <v:rect id="_x0000_i1181" style="width:0;height:1.5pt" o:hralign="center" o:hrstd="t" o:hr="t" fillcolor="#a0a0a0" stroked="f"/>
+          <v:rect id="_x0000_i1033" style="width:0;height:1.5pt" o:hralign="center" o:hrstd="t" o:hr="t" fillcolor="#a0a0a0" stroked="f"/>
         </w:pict>
       </w:r>
     </w:p>
@@ -1787,7 +1787,7 @@
           <w:color w:val="000000" w:themeColor="text1"/>
         </w:rPr>
         <w:pict w14:anchorId="4CD2CA76">
-          <v:rect id="_x0000_i1182" style="width:0;height:1.5pt" o:hralign="center" o:hrstd="t" o:hr="t" fillcolor="#a0a0a0" stroked="f"/>
+          <v:rect id="_x0000_i1034" style="width:0;height:1.5pt" o:hralign="center" o:hrstd="t" o:hr="t" fillcolor="#a0a0a0" stroked="f"/>
         </w:pict>
       </w:r>
     </w:p>
@@ -1874,6 +1874,61 @@
           <w:rFonts w:ascii="Georgia Pro" w:eastAsia="Georgia Pro" w:hAnsi="Georgia Pro" w:cs="Georgia Pro"/>
           <w:color w:val="000000" w:themeColor="text1"/>
         </w:rPr>
+        <w:drawing>
+          <wp:inline distT="0" distB="0" distL="0" distR="0" wp14:anchorId="78D25B78" wp14:editId="211F9D10">
+            <wp:extent cx="5943600" cy="2118995"/>
+            <wp:effectExtent l="19050" t="19050" r="19050" b="14605"/>
+            <wp:docPr id="1222392912" name="Picture 1"/>
+            <wp:cNvGraphicFramePr>
+              <a:graphicFrameLocks xmlns:a="http://schemas.openxmlformats.org/drawingml/2006/main" noChangeAspect="1"/>
+            </wp:cNvGraphicFramePr>
+            <a:graphic xmlns:a="http://schemas.openxmlformats.org/drawingml/2006/main">
+              <a:graphicData uri="http://schemas.openxmlformats.org/drawingml/2006/picture">
+                <pic:pic xmlns:pic="http://schemas.openxmlformats.org/drawingml/2006/picture">
+                  <pic:nvPicPr>
+                    <pic:cNvPr id="1222392912" name=""/>
+                    <pic:cNvPicPr/>
+                  </pic:nvPicPr>
+                  <pic:blipFill>
+                    <a:blip r:embed="rId6"/>
+                    <a:stretch>
+                      <a:fillRect/>
+                    </a:stretch>
+                  </pic:blipFill>
+                  <pic:spPr>
+                    <a:xfrm>
+                      <a:off x="0" y="0"/>
+                      <a:ext cx="5943600" cy="2118995"/>
+                    </a:xfrm>
+                    <a:prstGeom prst="rect">
+                      <a:avLst/>
+                    </a:prstGeom>
+                    <a:ln>
+                      <a:solidFill>
+                        <a:schemeClr val="accent1"/>
+                      </a:solidFill>
+                    </a:ln>
+                  </pic:spPr>
+                </pic:pic>
+              </a:graphicData>
+            </a:graphic>
+          </wp:inline>
+        </w:drawing>
+      </w:r>
+    </w:p>
+    <w:p>
+      <w:pPr>
+        <w:spacing w:after="0" w:line="480" w:lineRule="auto"/>
+        <w:rPr>
+          <w:rFonts w:ascii="Georgia Pro" w:eastAsia="Georgia Pro" w:hAnsi="Georgia Pro" w:cs="Georgia Pro"/>
+          <w:color w:val="000000" w:themeColor="text1"/>
+        </w:rPr>
+      </w:pPr>
+      <w:r>
+        <w:rPr>
+          <w:rFonts w:ascii="Georgia Pro" w:eastAsia="Georgia Pro" w:hAnsi="Georgia Pro" w:cs="Georgia Pro"/>
+          <w:color w:val="000000" w:themeColor="text1"/>
+        </w:rPr>
         <w:t>Expected Output:</w:t>
       </w:r>
     </w:p>
@@ -1925,7 +1980,7 @@
           <w:color w:val="000000" w:themeColor="text1"/>
         </w:rPr>
         <w:pict w14:anchorId="4DADE6BC">
-          <v:rect id="_x0000_i1183" style="width:0;height:1.5pt" o:hralign="center" o:hrstd="t" o:hr="t" fillcolor="#a0a0a0" stroked="f"/>
+          <v:rect id="_x0000_i1035" style="width:0;height:1.5pt" o:hralign="center" o:hrstd="t" o:hr="t" fillcolor="#a0a0a0" stroked="f"/>
         </w:pict>
       </w:r>
     </w:p>
@@ -1946,6 +2001,7 @@
           <w:bCs/>
           <w:color w:val="000000" w:themeColor="text1"/>
         </w:rPr>
+        <w:lastRenderedPageBreak/>
         <w:t>Step 10: Deploy Function to Azure</w:t>
       </w:r>
     </w:p>
@@ -2038,13 +2094,13 @@
           <w:color w:val="000000" w:themeColor="text1"/>
         </w:rPr>
         <w:pict w14:anchorId="23799A48">
-          <v:rect id="_x0000_i1184" style="width:0;height:1.5pt" o:hralign="center" o:hrstd="t" o:hr="t" fillcolor="#a0a0a0" stroked="f"/>
+          <v:rect id="_x0000_i1036" style="width:0;height:1.5pt" o:hralign="center" o:hrstd="t" o:hr="t" fillcolor="#a0a0a0" stroked="f"/>
         </w:pict>
       </w:r>
     </w:p>
     <w:p>
       <w:pPr>
-        <w:spacing w:line="480" w:lineRule="auto"/>
+        <w:spacing w:after="0" w:line="480" w:lineRule="auto"/>
         <w:rPr>
           <w:rFonts w:ascii="Georgia Pro" w:eastAsia="Georgia Pro" w:hAnsi="Georgia Pro" w:cs="Georgia Pro"/>
           <w:b/>
@@ -2059,27 +2115,6 @@
           <w:bCs/>
           <w:color w:val="000000" w:themeColor="text1"/>
         </w:rPr>
-        <w:br w:type="page"/>
-      </w:r>
-    </w:p>
-    <w:p>
-      <w:pPr>
-        <w:spacing w:after="0" w:line="480" w:lineRule="auto"/>
-        <w:rPr>
-          <w:rFonts w:ascii="Georgia Pro" w:eastAsia="Georgia Pro" w:hAnsi="Georgia Pro" w:cs="Georgia Pro"/>
-          <w:b/>
-          <w:bCs/>
-          <w:color w:val="000000" w:themeColor="text1"/>
-        </w:rPr>
-      </w:pPr>
-      <w:r>
-        <w:rPr>
-          <w:rFonts w:ascii="Georgia Pro" w:eastAsia="Georgia Pro" w:hAnsi="Georgia Pro" w:cs="Georgia Pro"/>
-          <w:b/>
-          <w:bCs/>
-          <w:color w:val="000000" w:themeColor="text1"/>
-        </w:rPr>
-        <w:lastRenderedPageBreak/>
         <w:t>Step 11: Get Function URL</w:t>
       </w:r>
     </w:p>
@@ -2180,7 +2215,7 @@
           <w:color w:val="000000" w:themeColor="text1"/>
         </w:rPr>
         <w:pict w14:anchorId="0B2089C9">
-          <v:rect id="_x0000_i1185" style="width:0;height:1.5pt" o:hralign="center" o:hrstd="t" o:hr="t" fillcolor="#a0a0a0" stroked="f"/>
+          <v:rect id="_x0000_i1037" style="width:0;height:1.5pt" o:hralign="center" o:hrstd="t" o:hr="t" fillcolor="#a0a0a0" stroked="f"/>
         </w:pict>
       </w:r>
     </w:p>
@@ -2342,10 +2377,87 @@
           <w:rFonts w:ascii="Georgia Pro" w:eastAsia="Georgia Pro" w:hAnsi="Georgia Pro" w:cs="Georgia Pro"/>
           <w:color w:val="000000" w:themeColor="text1"/>
         </w:rPr>
+        <w:drawing>
+          <wp:inline distT="0" distB="0" distL="0" distR="0" wp14:anchorId="3BEFDF9F" wp14:editId="3919D12D">
+            <wp:extent cx="5943600" cy="2060575"/>
+            <wp:effectExtent l="19050" t="19050" r="19050" b="15875"/>
+            <wp:docPr id="1084288752" name="Picture 1"/>
+            <wp:cNvGraphicFramePr>
+              <a:graphicFrameLocks xmlns:a="http://schemas.openxmlformats.org/drawingml/2006/main" noChangeAspect="1"/>
+            </wp:cNvGraphicFramePr>
+            <a:graphic xmlns:a="http://schemas.openxmlformats.org/drawingml/2006/main">
+              <a:graphicData uri="http://schemas.openxmlformats.org/drawingml/2006/picture">
+                <pic:pic xmlns:pic="http://schemas.openxmlformats.org/drawingml/2006/picture">
+                  <pic:nvPicPr>
+                    <pic:cNvPr id="1084288752" name=""/>
+                    <pic:cNvPicPr/>
+                  </pic:nvPicPr>
+                  <pic:blipFill>
+                    <a:blip r:embed="rId7"/>
+                    <a:stretch>
+                      <a:fillRect/>
+                    </a:stretch>
+                  </pic:blipFill>
+                  <pic:spPr>
+                    <a:xfrm>
+                      <a:off x="0" y="0"/>
+                      <a:ext cx="5943600" cy="2060575"/>
+                    </a:xfrm>
+                    <a:prstGeom prst="rect">
+                      <a:avLst/>
+                    </a:prstGeom>
+                    <a:ln>
+                      <a:solidFill>
+                        <a:schemeClr val="accent1"/>
+                      </a:solidFill>
+                    </a:ln>
+                  </pic:spPr>
+                </pic:pic>
+              </a:graphicData>
+            </a:graphic>
+          </wp:inline>
+        </w:drawing>
+      </w:r>
+    </w:p>
+    <w:p>
+      <w:pPr>
+        <w:spacing w:after="0" w:line="480" w:lineRule="auto"/>
+        <w:rPr>
+          <w:rFonts w:ascii="Georgia Pro" w:eastAsia="Georgia Pro" w:hAnsi="Georgia Pro" w:cs="Georgia Pro"/>
+          <w:color w:val="000000" w:themeColor="text1"/>
+        </w:rPr>
+      </w:pPr>
+      <w:r>
+        <w:rPr>
+          <w:rFonts w:ascii="Georgia Pro" w:eastAsia="Georgia Pro" w:hAnsi="Georgia Pro" w:cs="Georgia Pro"/>
+          <w:color w:val="000000" w:themeColor="text1"/>
+        </w:rPr>
         <w:pict w14:anchorId="4E9328E9">
-          <v:rect id="_x0000_i1187" style="width:0;height:1.5pt" o:hralign="center" o:hrstd="t" o:hr="t" fillcolor="#a0a0a0" stroked="f"/>
+          <v:rect id="_x0000_i1038" style="width:0;height:1.5pt" o:hralign="center" o:hrstd="t" o:hr="t" fillcolor="#a0a0a0" stroked="f"/>
         </w:pict>
       </w:r>
+    </w:p>
+    <w:p>
+      <w:pPr>
+        <w:spacing w:after="0" w:line="480" w:lineRule="auto"/>
+        <w:rPr>
+          <w:rFonts w:ascii="Georgia Pro" w:eastAsia="Georgia Pro" w:hAnsi="Georgia Pro" w:cs="Georgia Pro"/>
+          <w:b/>
+          <w:bCs/>
+          <w:color w:val="000000" w:themeColor="text1"/>
+        </w:rPr>
+      </w:pPr>
+    </w:p>
+    <w:p>
+      <w:pPr>
+        <w:spacing w:after="0" w:line="480" w:lineRule="auto"/>
+        <w:rPr>
+          <w:rFonts w:ascii="Georgia Pro" w:eastAsia="Georgia Pro" w:hAnsi="Georgia Pro" w:cs="Georgia Pro"/>
+          <w:b/>
+          <w:bCs/>
+          <w:color w:val="000000" w:themeColor="text1"/>
+        </w:rPr>
+      </w:pPr>
     </w:p>
     <w:p>
       <w:pPr>
@@ -2455,7 +2567,7 @@
           <w:color w:val="000000" w:themeColor="text1"/>
         </w:rPr>
         <w:pict w14:anchorId="7E9550AD">
-          <v:rect id="_x0000_i1188" style="width:0;height:1.5pt" o:hralign="center" o:hrstd="t" o:hr="t" fillcolor="#a0a0a0" stroked="f"/>
+          <v:rect id="_x0000_i1039" style="width:0;height:1.5pt" o:hralign="center" o:hrstd="t" o:hr="t" fillcolor="#a0a0a0" stroked="f"/>
         </w:pict>
       </w:r>
     </w:p>
@@ -2744,7 +2856,6 @@
                 <w:rFonts w:ascii="Georgia Pro" w:eastAsia="Georgia Pro" w:hAnsi="Georgia Pro" w:cs="Georgia Pro"/>
                 <w:color w:val="000000" w:themeColor="text1"/>
               </w:rPr>
-              <w:lastRenderedPageBreak/>
               <w:t>Consumption Plan</w:t>
             </w:r>
           </w:p>
@@ -2840,7 +2951,7 @@
           <w:color w:val="000000" w:themeColor="text1"/>
         </w:rPr>
         <w:pict w14:anchorId="4144FB7A">
-          <v:rect id="_x0000_i1189" style="width:0;height:1.5pt" o:hralign="center" o:hrstd="t" o:hr="t" fillcolor="#a0a0a0" stroked="f"/>
+          <v:rect id="_x0000_i1040" style="width:0;height:1.5pt" o:hralign="center" o:hrstd="t" o:hr="t" fillcolor="#a0a0a0" stroked="f"/>
         </w:pict>
       </w:r>
     </w:p>
@@ -7312,6 +7423,7 @@
   <w:style w:type="character" w:default="1" w:styleId="DefaultParagraphFont">
     <w:name w:val="Default Paragraph Font"/>
     <w:uiPriority w:val="1"/>
+    <w:semiHidden/>
     <w:unhideWhenUsed/>
   </w:style>
   <w:style w:type="table" w:default="1" w:styleId="TableNormal">
